--- a/러시아 인권변호사/3부/3부_10화_크릴로프와의_첫_담판.docx
+++ b/러시아 인권변호사/3부/3부_10화_크릴로프와의_첫_담판.docx
@@ -216,7 +216,7 @@
           <w:i w:val="0"/>
           <w:sz w:val="22"/>
         </w:rPr>
-        <w:t>Значит, будем держаться. Как настроение в штабе?</w:t>
+        <w:t>А сама председатель?</w:t>
       </w:r>
     </w:p>
     <w:p>
@@ -239,7 +239,145 @@
           <w:i w:val="0"/>
           <w:sz w:val="22"/>
         </w:rPr>
+        <w:t>Позвонила в пять утра. Сказала одно слово: «Спасибо». И повесила трубку.</w:t>
+      </w:r>
+    </w:p>
+    <w:p>
+      <w:pPr>
+        <w:spacing w:before="0" w:after="110" w:line="300" w:lineRule="auto"/>
+      </w:pPr>
+      <w:r>
+        <w:rPr>
+          <w:rFonts w:ascii="Times New Roman" w:hAnsi="Times New Roman" w:eastAsia="Malgun Gothic"/>
+          <w:b/>
+          <w:i w:val="0"/>
+          <w:sz w:val="22"/>
+        </w:rPr>
+        <w:t xml:space="preserve">Лёша: </w:t>
+      </w:r>
+      <w:r>
+        <w:rPr>
+          <w:rFonts w:ascii="Times New Roman" w:hAnsi="Times New Roman" w:eastAsia="Malgun Gothic"/>
+          <w:b w:val="0"/>
+          <w:i w:val="0"/>
+          <w:sz w:val="22"/>
+        </w:rPr>
+        <w:t>Значит, будем держаться. Как настроение в штабе?</w:t>
+      </w:r>
+    </w:p>
+    <w:p>
+      <w:pPr>
+        <w:spacing w:before="0" w:after="110" w:line="300" w:lineRule="auto"/>
+      </w:pPr>
+      <w:r>
+        <w:rPr>
+          <w:rFonts w:ascii="Times New Roman" w:hAnsi="Times New Roman" w:eastAsia="Malgun Gothic"/>
+          <w:b/>
+          <w:i w:val="0"/>
+          <w:sz w:val="22"/>
+        </w:rPr>
+        <w:t xml:space="preserve">Катя: </w:t>
+      </w:r>
+      <w:r>
+        <w:rPr>
+          <w:rFonts w:ascii="Times New Roman" w:hAnsi="Times New Roman" w:eastAsia="Malgun Gothic"/>
+          <w:b w:val="0"/>
+          <w:i w:val="0"/>
+          <w:sz w:val="22"/>
+        </w:rPr>
         <w:t>Смешанное, если честно. Слишком много всего произошло, чтобы просто радоваться.</w:t>
+      </w:r>
+    </w:p>
+    <w:p>
+      <w:pPr>
+        <w:spacing w:before="0" w:after="110" w:line="300" w:lineRule="auto"/>
+      </w:pPr>
+      <w:r>
+        <w:rPr>
+          <w:rFonts w:ascii="Times New Roman" w:hAnsi="Times New Roman" w:eastAsia="Malgun Gothic"/>
+          <w:b/>
+          <w:i w:val="0"/>
+          <w:sz w:val="22"/>
+        </w:rPr>
+        <w:t xml:space="preserve">Лёша: </w:t>
+      </w:r>
+      <w:r>
+        <w:rPr>
+          <w:rFonts w:ascii="Times New Roman" w:hAnsi="Times New Roman" w:eastAsia="Malgun Gothic"/>
+          <w:b w:val="0"/>
+          <w:i w:val="0"/>
+          <w:sz w:val="22"/>
+        </w:rPr>
+        <w:t>Инна Сергеевна что-нибудь передавала про Пашу?</w:t>
+      </w:r>
+    </w:p>
+    <w:p>
+      <w:pPr>
+        <w:spacing w:before="0" w:after="110" w:line="300" w:lineRule="auto"/>
+      </w:pPr>
+      <w:r>
+        <w:rPr>
+          <w:rFonts w:ascii="Times New Roman" w:hAnsi="Times New Roman" w:eastAsia="Malgun Gothic"/>
+          <w:b/>
+          <w:i w:val="0"/>
+          <w:sz w:val="22"/>
+        </w:rPr>
+        <w:t xml:space="preserve">Катя: </w:t>
+      </w:r>
+      <w:r>
+        <w:rPr>
+          <w:rFonts w:ascii="Times New Roman" w:hAnsi="Times New Roman" w:eastAsia="Malgun Gothic"/>
+          <w:b w:val="0"/>
+          <w:i w:val="0"/>
+          <w:sz w:val="22"/>
+        </w:rPr>
+        <w:t>Его перевели в изолятор временного содержания. Допрос закончили к обеду. Он всё ещё твердит одно и то же.</w:t>
+      </w:r>
+    </w:p>
+    <w:p>
+      <w:pPr>
+        <w:spacing w:before="0" w:after="110" w:line="300" w:lineRule="auto"/>
+      </w:pPr>
+      <w:r>
+        <w:rPr>
+          <w:rFonts w:ascii="Times New Roman" w:hAnsi="Times New Roman" w:eastAsia="Malgun Gothic"/>
+          <w:b/>
+          <w:i w:val="0"/>
+          <w:sz w:val="22"/>
+        </w:rPr>
+        <w:t xml:space="preserve">Лёша: </w:t>
+      </w:r>
+      <w:r>
+        <w:rPr>
+          <w:rFonts w:ascii="Times New Roman" w:hAnsi="Times New Roman" w:eastAsia="Malgun Gothic"/>
+          <w:b w:val="0"/>
+          <w:i w:val="0"/>
+          <w:sz w:val="22"/>
+        </w:rPr>
+        <w:t>«Личная инициатива».</w:t>
+      </w:r>
+    </w:p>
+    <w:p>
+      <w:pPr>
+        <w:spacing w:before="0" w:after="110" w:line="300" w:lineRule="auto"/>
+      </w:pPr>
+      <w:r>
+        <w:rPr>
+          <w:rFonts w:ascii="Times New Roman" w:hAnsi="Times New Roman" w:eastAsia="Malgun Gothic"/>
+          <w:b/>
+          <w:i w:val="0"/>
+          <w:sz w:val="22"/>
+        </w:rPr>
+        <w:t xml:space="preserve">Катя: </w:t>
+      </w:r>
+      <w:r>
+        <w:rPr>
+          <w:rFonts w:ascii="Times New Roman" w:hAnsi="Times New Roman" w:eastAsia="Malgun Gothic"/>
+          <w:b w:val="0"/>
+          <w:i w:val="0"/>
+          <w:sz w:val="22"/>
+        </w:rPr>
+        <w:t>Слово в слово. Инна Сергеевна говорит — следователи уже устали это записывать.</w:t>
       </w:r>
     </w:p>
     <w:p>
@@ -354,6 +492,52 @@
         <w:rPr>
           <w:rFonts w:ascii="Times New Roman" w:hAnsi="Times New Roman" w:eastAsia="Malgun Gothic"/>
           <w:b w:val="0"/>
+          <w:i w:val="0"/>
+          <w:sz w:val="22"/>
+        </w:rPr>
+        <w:t>Где?</w:t>
+      </w:r>
+    </w:p>
+    <w:p>
+      <w:pPr>
+        <w:spacing w:before="0" w:after="110" w:line="300" w:lineRule="auto"/>
+      </w:pPr>
+      <w:r>
+        <w:rPr>
+          <w:rFonts w:ascii="Times New Roman" w:hAnsi="Times New Roman" w:eastAsia="Malgun Gothic"/>
+          <w:b/>
+          <w:i w:val="0"/>
+          <w:sz w:val="22"/>
+        </w:rPr>
+        <w:t xml:space="preserve">Помощник Крылова: </w:t>
+      </w:r>
+      <w:r>
+        <w:rPr>
+          <w:rFonts w:ascii="Times New Roman" w:hAnsi="Times New Roman" w:eastAsia="Malgun Gothic"/>
+          <w:b w:val="0"/>
+          <w:i w:val="0"/>
+          <w:sz w:val="22"/>
+        </w:rPr>
+        <w:t>Не в управлении. Генерал предлагает нейтральное место. Адрес пришлю.</w:t>
+      </w:r>
+    </w:p>
+    <w:p>
+      <w:pPr>
+        <w:spacing w:before="0" w:after="110" w:line="300" w:lineRule="auto"/>
+      </w:pPr>
+      <w:r>
+        <w:rPr>
+          <w:rFonts w:ascii="Times New Roman" w:hAnsi="Times New Roman" w:eastAsia="Malgun Gothic"/>
+          <w:b/>
+          <w:i w:val="0"/>
+          <w:sz w:val="22"/>
+        </w:rPr>
+        <w:t xml:space="preserve">Лёша: </w:t>
+      </w:r>
+      <w:r>
+        <w:rPr>
+          <w:rFonts w:ascii="Times New Roman" w:hAnsi="Times New Roman" w:eastAsia="Malgun Gothic"/>
+          <w:b w:val="0"/>
           <w:i/>
           <w:color w:val="555555"/>
           <w:sz w:val="22"/>
@@ -640,6 +824,161 @@
         <w:rPr>
           <w:rFonts w:ascii="Times New Roman" w:hAnsi="Times New Roman" w:eastAsia="Malgun Gothic"/>
           <w:b w:val="0"/>
+          <w:i/>
+          <w:color w:val="555555"/>
+          <w:sz w:val="22"/>
+        </w:rPr>
+        <w:t>(указывает на чайник)</w:t>
+      </w:r>
+      <w:r>
+        <w:rPr>
+          <w:rFonts w:ascii="Times New Roman" w:hAnsi="Times New Roman" w:eastAsia="Malgun Gothic"/>
+          <w:b w:val="0"/>
+          <w:i w:val="0"/>
+          <w:sz w:val="22"/>
+        </w:rPr>
+        <w:t xml:space="preserve"> Чаю? Помню, в прошлый раз вы отказались. Быков тоже никогда у меня не пил.</w:t>
+      </w:r>
+    </w:p>
+    <w:p>
+      <w:pPr>
+        <w:spacing w:before="0" w:after="110" w:line="300" w:lineRule="auto"/>
+      </w:pPr>
+      <w:r>
+        <w:rPr>
+          <w:rFonts w:ascii="Times New Roman" w:hAnsi="Times New Roman" w:eastAsia="Malgun Gothic"/>
+          <w:b/>
+          <w:i w:val="0"/>
+          <w:sz w:val="22"/>
+        </w:rPr>
+        <w:t xml:space="preserve">Лёша: </w:t>
+      </w:r>
+      <w:r>
+        <w:rPr>
+          <w:rFonts w:ascii="Times New Roman" w:hAnsi="Times New Roman" w:eastAsia="Malgun Gothic"/>
+          <w:b w:val="0"/>
+          <w:i/>
+          <w:color w:val="555555"/>
+          <w:sz w:val="22"/>
+        </w:rPr>
+        <w:t>(после паузы)</w:t>
+      </w:r>
+      <w:r>
+        <w:rPr>
+          <w:rFonts w:ascii="Times New Roman" w:hAnsi="Times New Roman" w:eastAsia="Malgun Gothic"/>
+          <w:b w:val="0"/>
+          <w:i w:val="0"/>
+          <w:sz w:val="22"/>
+        </w:rPr>
+        <w:t xml:space="preserve"> Налейте. Сегодня выпью.</w:t>
+      </w:r>
+    </w:p>
+    <w:p>
+      <w:pPr>
+        <w:spacing w:before="0" w:after="110" w:line="300" w:lineRule="auto"/>
+      </w:pPr>
+      <w:r>
+        <w:rPr>
+          <w:rFonts w:ascii="Times New Roman" w:hAnsi="Times New Roman" w:eastAsia="Malgun Gothic"/>
+          <w:b/>
+          <w:i w:val="0"/>
+          <w:sz w:val="22"/>
+        </w:rPr>
+        <w:t xml:space="preserve">Крылов: </w:t>
+      </w:r>
+      <w:r>
+        <w:rPr>
+          <w:rFonts w:ascii="Times New Roman" w:hAnsi="Times New Roman" w:eastAsia="Malgun Gothic"/>
+          <w:b w:val="0"/>
+          <w:i/>
+          <w:color w:val="555555"/>
+          <w:sz w:val="22"/>
+        </w:rPr>
+        <w:t>(наливает, с интересом)</w:t>
+      </w:r>
+      <w:r>
+        <w:rPr>
+          <w:rFonts w:ascii="Times New Roman" w:hAnsi="Times New Roman" w:eastAsia="Malgun Gothic"/>
+          <w:b w:val="0"/>
+          <w:i w:val="0"/>
+          <w:sz w:val="22"/>
+        </w:rPr>
+        <w:t xml:space="preserve"> Это что-то значит?</w:t>
+      </w:r>
+    </w:p>
+    <w:p>
+      <w:pPr>
+        <w:spacing w:before="0" w:after="110" w:line="300" w:lineRule="auto"/>
+      </w:pPr>
+      <w:r>
+        <w:rPr>
+          <w:rFonts w:ascii="Times New Roman" w:hAnsi="Times New Roman" w:eastAsia="Malgun Gothic"/>
+          <w:b/>
+          <w:i w:val="0"/>
+          <w:sz w:val="22"/>
+        </w:rPr>
+        <w:t xml:space="preserve">Лёша: </w:t>
+      </w:r>
+      <w:r>
+        <w:rPr>
+          <w:rFonts w:ascii="Times New Roman" w:hAnsi="Times New Roman" w:eastAsia="Malgun Gothic"/>
+          <w:b w:val="0"/>
+          <w:i w:val="0"/>
+          <w:sz w:val="22"/>
+        </w:rPr>
+        <w:t>Значит, что я слишком устал, чтобы бояться чая, Сергей Александрович. Больше ничего.</w:t>
+      </w:r>
+    </w:p>
+    <w:p>
+      <w:pPr>
+        <w:spacing w:before="0" w:after="110" w:line="300" w:lineRule="auto"/>
+      </w:pPr>
+      <w:r>
+        <w:rPr>
+          <w:rFonts w:ascii="Times New Roman" w:hAnsi="Times New Roman" w:eastAsia="Malgun Gothic"/>
+          <w:b/>
+          <w:i w:val="0"/>
+          <w:sz w:val="22"/>
+        </w:rPr>
+        <w:t xml:space="preserve">Крылов: </w:t>
+      </w:r>
+      <w:r>
+        <w:rPr>
+          <w:rFonts w:ascii="Times New Roman" w:hAnsi="Times New Roman" w:eastAsia="Malgun Gothic"/>
+          <w:b w:val="0"/>
+          <w:i/>
+          <w:color w:val="555555"/>
+          <w:sz w:val="22"/>
+        </w:rPr>
+        <w:t>(почти улыбается)</w:t>
+      </w:r>
+      <w:r>
+        <w:rPr>
+          <w:rFonts w:ascii="Times New Roman" w:hAnsi="Times New Roman" w:eastAsia="Malgun Gothic"/>
+          <w:b w:val="0"/>
+          <w:i w:val="0"/>
+          <w:sz w:val="22"/>
+        </w:rPr>
+        <w:t xml:space="preserve"> Честный ответ. Редкость в этом кабинете.</w:t>
+      </w:r>
+    </w:p>
+    <w:p>
+      <w:pPr>
+        <w:spacing w:before="0" w:after="110" w:line="300" w:lineRule="auto"/>
+      </w:pPr>
+      <w:r>
+        <w:rPr>
+          <w:rFonts w:ascii="Times New Roman" w:hAnsi="Times New Roman" w:eastAsia="Malgun Gothic"/>
+          <w:b/>
+          <w:i w:val="0"/>
+          <w:sz w:val="22"/>
+        </w:rPr>
+        <w:t xml:space="preserve">Крылов: </w:t>
+      </w:r>
+      <w:r>
+        <w:rPr>
+          <w:rFonts w:ascii="Times New Roman" w:hAnsi="Times New Roman" w:eastAsia="Malgun Gothic"/>
+          <w:b w:val="0"/>
           <w:i w:val="0"/>
           <w:sz w:val="22"/>
         </w:rPr>
@@ -853,6 +1192,75 @@
           <w:i w:val="0"/>
           <w:sz w:val="22"/>
         </w:rPr>
+        <w:t>Её статью я прочитал в шесть утра. Хорошая статья. Слишком хорошая — для тех, о ком она написана.</w:t>
+      </w:r>
+    </w:p>
+    <w:p>
+      <w:pPr>
+        <w:spacing w:before="0" w:after="110" w:line="300" w:lineRule="auto"/>
+      </w:pPr>
+      <w:r>
+        <w:rPr>
+          <w:rFonts w:ascii="Times New Roman" w:hAnsi="Times New Roman" w:eastAsia="Malgun Gothic"/>
+          <w:b/>
+          <w:i w:val="0"/>
+          <w:sz w:val="22"/>
+        </w:rPr>
+        <w:t xml:space="preserve">Лёша: </w:t>
+      </w:r>
+      <w:r>
+        <w:rPr>
+          <w:rFonts w:ascii="Times New Roman" w:hAnsi="Times New Roman" w:eastAsia="Malgun Gothic"/>
+          <w:b w:val="0"/>
+          <w:i w:val="0"/>
+          <w:sz w:val="22"/>
+        </w:rPr>
+        <w:t>Вы о себе?</w:t>
+      </w:r>
+    </w:p>
+    <w:p>
+      <w:pPr>
+        <w:spacing w:before="0" w:after="110" w:line="300" w:lineRule="auto"/>
+      </w:pPr>
+      <w:r>
+        <w:rPr>
+          <w:rFonts w:ascii="Times New Roman" w:hAnsi="Times New Roman" w:eastAsia="Malgun Gothic"/>
+          <w:b/>
+          <w:i w:val="0"/>
+          <w:sz w:val="22"/>
+        </w:rPr>
+        <w:t xml:space="preserve">Крылов: </w:t>
+      </w:r>
+      <w:r>
+        <w:rPr>
+          <w:rFonts w:ascii="Times New Roman" w:hAnsi="Times New Roman" w:eastAsia="Malgun Gothic"/>
+          <w:b w:val="0"/>
+          <w:i w:val="0"/>
+          <w:sz w:val="22"/>
+        </w:rPr>
+        <w:t>Обо мне там между строк. Я умею читать между строк, Алексей Николаевич, — это профессиональное. И те, кто выше меня, тоже умеют.</w:t>
+      </w:r>
+    </w:p>
+    <w:p>
+      <w:pPr>
+        <w:spacing w:before="0" w:after="110" w:line="300" w:lineRule="auto"/>
+      </w:pPr>
+      <w:r>
+        <w:rPr>
+          <w:rFonts w:ascii="Times New Roman" w:hAnsi="Times New Roman" w:eastAsia="Malgun Gothic"/>
+          <w:b/>
+          <w:i w:val="0"/>
+          <w:sz w:val="22"/>
+        </w:rPr>
+        <w:t xml:space="preserve">Крылов: </w:t>
+      </w:r>
+      <w:r>
+        <w:rPr>
+          <w:rFonts w:ascii="Times New Roman" w:hAnsi="Times New Roman" w:eastAsia="Malgun Gothic"/>
+          <w:b w:val="0"/>
+          <w:i w:val="0"/>
+          <w:sz w:val="22"/>
+        </w:rPr>
         <w:t>Не ожидаю ничего. Но система, в которой я работаю, больше меня самого. Есть решения, которые принимаются выше моего уровня, — и о них мне не докладывают. Из вежливости.</w:t>
       </w:r>
     </w:p>
@@ -1045,6 +1453,85 @@
           <w:sz w:val="22"/>
         </w:rPr>
         <w:t xml:space="preserve"> Знаю. Потому что «после» — это тоже ответ.</w:t>
+      </w:r>
+    </w:p>
+    <w:p>
+      <w:pPr>
+        <w:spacing w:before="0" w:after="110" w:line="300" w:lineRule="auto"/>
+      </w:pPr>
+      <w:r>
+        <w:rPr>
+          <w:rFonts w:ascii="Times New Roman" w:hAnsi="Times New Roman" w:eastAsia="Malgun Gothic"/>
+          <w:b/>
+          <w:i w:val="0"/>
+          <w:sz w:val="22"/>
+        </w:rPr>
+        <w:t xml:space="preserve">Крылов: </w:t>
+      </w:r>
+      <w:r>
+        <w:rPr>
+          <w:rFonts w:ascii="Times New Roman" w:hAnsi="Times New Roman" w:eastAsia="Malgun Gothic"/>
+          <w:b w:val="0"/>
+          <w:i/>
+          <w:color w:val="555555"/>
+          <w:sz w:val="22"/>
+        </w:rPr>
+        <w:t>(смотрит в окно)</w:t>
+      </w:r>
+      <w:r>
+        <w:rPr>
+          <w:rFonts w:ascii="Times New Roman" w:hAnsi="Times New Roman" w:eastAsia="Malgun Gothic"/>
+          <w:b w:val="0"/>
+          <w:i w:val="0"/>
+          <w:sz w:val="22"/>
+        </w:rPr>
+        <w:t xml:space="preserve"> Я сказал вам сегодня больше, чем говорю обычно. Не заставляйте меня пожалеть.</w:t>
+      </w:r>
+    </w:p>
+    <w:p>
+      <w:pPr>
+        <w:spacing w:before="0" w:after="110" w:line="300" w:lineRule="auto"/>
+      </w:pPr>
+      <w:r>
+        <w:rPr>
+          <w:rFonts w:ascii="Times New Roman" w:hAnsi="Times New Roman" w:eastAsia="Malgun Gothic"/>
+          <w:b/>
+          <w:i w:val="0"/>
+          <w:sz w:val="22"/>
+        </w:rPr>
+        <w:t xml:space="preserve">Лёша: </w:t>
+      </w:r>
+      <w:r>
+        <w:rPr>
+          <w:rFonts w:ascii="Times New Roman" w:hAnsi="Times New Roman" w:eastAsia="Malgun Gothic"/>
+          <w:b w:val="0"/>
+          <w:i w:val="0"/>
+          <w:sz w:val="22"/>
+        </w:rPr>
+        <w:t>Мне не нужно ваше сожаление, Сергей Александрович. Мне нужен водитель той машины.</w:t>
+      </w:r>
+    </w:p>
+    <w:p>
+      <w:pPr>
+        <w:spacing w:before="0" w:after="110" w:line="300" w:lineRule="auto"/>
+      </w:pPr>
+      <w:r>
+        <w:rPr>
+          <w:rFonts w:ascii="Times New Roman" w:hAnsi="Times New Roman" w:eastAsia="Malgun Gothic"/>
+          <w:b/>
+          <w:i w:val="0"/>
+          <w:sz w:val="22"/>
+        </w:rPr>
+        <w:t xml:space="preserve">Крылов: </w:t>
+      </w:r>
+      <w:r>
+        <w:rPr>
+          <w:rFonts w:ascii="Times New Roman" w:hAnsi="Times New Roman" w:eastAsia="Malgun Gothic"/>
+          <w:b w:val="0"/>
+          <w:i w:val="0"/>
+          <w:sz w:val="22"/>
+        </w:rPr>
+        <w:t>Водителя я вам не обещаю. Я вообще ничего вам не обещаю. Запомните это, пригодится.</w:t>
       </w:r>
     </w:p>
     <w:p>
@@ -1268,6 +1755,146 @@
     </w:p>
     <w:p>
       <w:pPr>
+        <w:spacing w:before="0" w:after="110" w:line="300" w:lineRule="auto"/>
+      </w:pPr>
+      <w:r>
+        <w:rPr>
+          <w:rFonts w:ascii="Times New Roman" w:hAnsi="Times New Roman" w:eastAsia="Malgun Gothic"/>
+          <w:b/>
+          <w:i w:val="0"/>
+          <w:sz w:val="22"/>
+        </w:rPr>
+        <w:t xml:space="preserve">Лёша: </w:t>
+      </w:r>
+      <w:r>
+        <w:rPr>
+          <w:rFonts w:ascii="Times New Roman" w:hAnsi="Times New Roman" w:eastAsia="Malgun Gothic"/>
+          <w:b w:val="0"/>
+          <w:i w:val="0"/>
+          <w:sz w:val="22"/>
+        </w:rPr>
+        <w:t>А если я откажусь от вашего «реализма»?</w:t>
+      </w:r>
+    </w:p>
+    <w:p>
+      <w:pPr>
+        <w:spacing w:before="0" w:after="110" w:line="300" w:lineRule="auto"/>
+      </w:pPr>
+      <w:r>
+        <w:rPr>
+          <w:rFonts w:ascii="Times New Roman" w:hAnsi="Times New Roman" w:eastAsia="Malgun Gothic"/>
+          <w:b/>
+          <w:i w:val="0"/>
+          <w:sz w:val="22"/>
+        </w:rPr>
+        <w:t xml:space="preserve">Крылов: </w:t>
+      </w:r>
+      <w:r>
+        <w:rPr>
+          <w:rFonts w:ascii="Times New Roman" w:hAnsi="Times New Roman" w:eastAsia="Malgun Gothic"/>
+          <w:b w:val="0"/>
+          <w:i w:val="0"/>
+          <w:sz w:val="22"/>
+        </w:rPr>
+        <w:t>Тогда Гришин получит то, что назначит суд. Может, условный срок. Может, нет. Суды у нас, знаете ли, иногда удивляют.</w:t>
+      </w:r>
+    </w:p>
+    <w:p>
+      <w:pPr>
+        <w:spacing w:before="0" w:after="110" w:line="300" w:lineRule="auto"/>
+      </w:pPr>
+      <w:r>
+        <w:rPr>
+          <w:rFonts w:ascii="Times New Roman" w:hAnsi="Times New Roman" w:eastAsia="Malgun Gothic"/>
+          <w:b w:val="0"/>
+          <w:i/>
+          <w:color w:val="555555"/>
+          <w:sz w:val="22"/>
+        </w:rPr>
+        <w:t>(Лёша молчит, глядя ему в глаза)</w:t>
+      </w:r>
+    </w:p>
+    <w:p>
+      <w:pPr>
+        <w:spacing w:before="0" w:after="110" w:line="300" w:lineRule="auto"/>
+      </w:pPr>
+      <w:r>
+        <w:rPr>
+          <w:rFonts w:ascii="Times New Roman" w:hAnsi="Times New Roman" w:eastAsia="Malgun Gothic"/>
+          <w:b/>
+          <w:i w:val="0"/>
+          <w:sz w:val="22"/>
+        </w:rPr>
+        <w:t xml:space="preserve">Крылов: </w:t>
+      </w:r>
+      <w:r>
+        <w:rPr>
+          <w:rFonts w:ascii="Times New Roman" w:hAnsi="Times New Roman" w:eastAsia="Malgun Gothic"/>
+          <w:b w:val="0"/>
+          <w:i w:val="0"/>
+          <w:sz w:val="22"/>
+        </w:rPr>
+        <w:t>Не отвечайте сейчас. Ответ, данный в ночь выборов, ничего не стоит — ни «да», ни «нет».</w:t>
+      </w:r>
+    </w:p>
+    <w:p>
+      <w:pPr>
+        <w:spacing w:before="0" w:after="110" w:line="300" w:lineRule="auto"/>
+      </w:pPr>
+      <w:r>
+        <w:rPr>
+          <w:rFonts w:ascii="Times New Roman" w:hAnsi="Times New Roman" w:eastAsia="Malgun Gothic"/>
+          <w:b/>
+          <w:i w:val="0"/>
+          <w:sz w:val="22"/>
+        </w:rPr>
+        <w:t xml:space="preserve">Лёша: </w:t>
+      </w:r>
+      <w:r>
+        <w:rPr>
+          <w:rFonts w:ascii="Times New Roman" w:hAnsi="Times New Roman" w:eastAsia="Malgun Gothic"/>
+          <w:b w:val="0"/>
+          <w:i w:val="0"/>
+          <w:sz w:val="22"/>
+        </w:rPr>
+        <w:t>Хорошо. Сегодня я вам ничего не отвечу, Сергей Александрович.</w:t>
+      </w:r>
+    </w:p>
+    <w:p>
+      <w:pPr>
+        <w:spacing w:before="0" w:after="110" w:line="300" w:lineRule="auto"/>
+      </w:pPr>
+      <w:r>
+        <w:rPr>
+          <w:rFonts w:ascii="Times New Roman" w:hAnsi="Times New Roman" w:eastAsia="Malgun Gothic"/>
+          <w:b/>
+          <w:i w:val="0"/>
+          <w:sz w:val="22"/>
+        </w:rPr>
+        <w:t xml:space="preserve">Крылов: </w:t>
+      </w:r>
+      <w:r>
+        <w:rPr>
+          <w:rFonts w:ascii="Times New Roman" w:hAnsi="Times New Roman" w:eastAsia="Malgun Gothic"/>
+          <w:b w:val="0"/>
+          <w:i/>
+          <w:color w:val="555555"/>
+          <w:sz w:val="22"/>
+        </w:rPr>
+        <w:t>(кивает)</w:t>
+      </w:r>
+      <w:r>
+        <w:rPr>
+          <w:rFonts w:ascii="Times New Roman" w:hAnsi="Times New Roman" w:eastAsia="Malgun Gothic"/>
+          <w:b w:val="0"/>
+          <w:i w:val="0"/>
+          <w:sz w:val="22"/>
+        </w:rPr>
+        <w:t xml:space="preserve"> Разумно. Вы учитесь быстрее, чем Быков.</w:t>
+      </w:r>
+    </w:p>
+    <w:p>
+      <w:pPr>
         <w:keepNext/>
         <w:spacing w:before="320" w:after="140"/>
       </w:pPr>
@@ -1394,6 +2021,85 @@
           <w:i w:val="0"/>
           <w:sz w:val="22"/>
         </w:rPr>
+        <w:t>«Вперёд»… Вы знаете, сколько губернаторов я видел, которые шли вперёд? Первый год — реформы. Второй — компромиссы. На третий они уже звонят мне сами и спрашивают совета.</w:t>
+      </w:r>
+    </w:p>
+    <w:p>
+      <w:pPr>
+        <w:spacing w:before="0" w:after="110" w:line="300" w:lineRule="auto"/>
+      </w:pPr>
+      <w:r>
+        <w:rPr>
+          <w:rFonts w:ascii="Times New Roman" w:hAnsi="Times New Roman" w:eastAsia="Malgun Gothic"/>
+          <w:b/>
+          <w:i w:val="0"/>
+          <w:sz w:val="22"/>
+        </w:rPr>
+        <w:t xml:space="preserve">Лёша: </w:t>
+      </w:r>
+      <w:r>
+        <w:rPr>
+          <w:rFonts w:ascii="Times New Roman" w:hAnsi="Times New Roman" w:eastAsia="Malgun Gothic"/>
+          <w:b w:val="0"/>
+          <w:i w:val="0"/>
+          <w:sz w:val="22"/>
+        </w:rPr>
+        <w:t>Значит, я буду первым, кто вам не позвонит.</w:t>
+      </w:r>
+    </w:p>
+    <w:p>
+      <w:pPr>
+        <w:spacing w:before="0" w:after="110" w:line="300" w:lineRule="auto"/>
+      </w:pPr>
+      <w:r>
+        <w:rPr>
+          <w:rFonts w:ascii="Times New Roman" w:hAnsi="Times New Roman" w:eastAsia="Malgun Gothic"/>
+          <w:b/>
+          <w:i w:val="0"/>
+          <w:sz w:val="22"/>
+        </w:rPr>
+        <w:t xml:space="preserve">Крылов: </w:t>
+      </w:r>
+      <w:r>
+        <w:rPr>
+          <w:rFonts w:ascii="Times New Roman" w:hAnsi="Times New Roman" w:eastAsia="Malgun Gothic"/>
+          <w:b w:val="0"/>
+          <w:i/>
+          <w:color w:val="555555"/>
+          <w:sz w:val="22"/>
+        </w:rPr>
+        <w:t>(разводит руками)</w:t>
+      </w:r>
+      <w:r>
+        <w:rPr>
+          <w:rFonts w:ascii="Times New Roman" w:hAnsi="Times New Roman" w:eastAsia="Malgun Gothic"/>
+          <w:b w:val="0"/>
+          <w:i w:val="0"/>
+          <w:sz w:val="22"/>
+        </w:rPr>
+        <w:t xml:space="preserve"> Все так говорят. Посмотрим.</w:t>
+      </w:r>
+    </w:p>
+    <w:p>
+      <w:pPr>
+        <w:spacing w:before="0" w:after="110" w:line="300" w:lineRule="auto"/>
+      </w:pPr>
+      <w:r>
+        <w:rPr>
+          <w:rFonts w:ascii="Times New Roman" w:hAnsi="Times New Roman" w:eastAsia="Malgun Gothic"/>
+          <w:b/>
+          <w:i w:val="0"/>
+          <w:sz w:val="22"/>
+        </w:rPr>
+        <w:t xml:space="preserve">Крылов: </w:t>
+      </w:r>
+      <w:r>
+        <w:rPr>
+          <w:rFonts w:ascii="Times New Roman" w:hAnsi="Times New Roman" w:eastAsia="Malgun Gothic"/>
+          <w:b w:val="0"/>
+          <w:i w:val="0"/>
+          <w:sz w:val="22"/>
+        </w:rPr>
         <w:t>Пушкин писал: «На свете счастья нет, но есть покой и воля». Вы могли бы выбрать покой, Алексей Николаевич. У вас теперь есть имя, репутация — можно жить спокойно, ограничившись символической борьбой.</w:t>
       </w:r>
     </w:p>
@@ -1535,6 +2241,29 @@
           <w:i w:val="0"/>
           <w:sz w:val="22"/>
         </w:rPr>
+        <w:t>Не до конца. Но точно понял, чем она не начинается.</w:t>
+      </w:r>
+    </w:p>
+    <w:p>
+      <w:pPr>
+        <w:spacing w:before="0" w:after="110" w:line="300" w:lineRule="auto"/>
+      </w:pPr>
+      <w:r>
+        <w:rPr>
+          <w:rFonts w:ascii="Times New Roman" w:hAnsi="Times New Roman" w:eastAsia="Malgun Gothic"/>
+          <w:b/>
+          <w:i w:val="0"/>
+          <w:sz w:val="22"/>
+        </w:rPr>
+        <w:t xml:space="preserve">Лёша: </w:t>
+      </w:r>
+      <w:r>
+        <w:rPr>
+          <w:rFonts w:ascii="Times New Roman" w:hAnsi="Times New Roman" w:eastAsia="Malgun Gothic"/>
+          <w:b w:val="0"/>
+          <w:i w:val="0"/>
+          <w:sz w:val="22"/>
+        </w:rPr>
         <w:t>Понял, что прекрасная страна начинается с того, что в ней перестают убивать неудобных людей и называть это «решениями выше моего уровня».</w:t>
       </w:r>
     </w:p>
@@ -1569,6 +2298,62 @@
           <w:sz w:val="22"/>
         </w:rPr>
         <w:t xml:space="preserve"> Резко сказано. Но, признаю, справедливо.</w:t>
+      </w:r>
+    </w:p>
+    <w:p>
+      <w:pPr>
+        <w:spacing w:before="0" w:after="110" w:line="300" w:lineRule="auto"/>
+      </w:pPr>
+      <w:r>
+        <w:rPr>
+          <w:rFonts w:ascii="Times New Roman" w:hAnsi="Times New Roman" w:eastAsia="Malgun Gothic"/>
+          <w:b/>
+          <w:i w:val="0"/>
+          <w:sz w:val="22"/>
+        </w:rPr>
+        <w:t xml:space="preserve">Лёша: </w:t>
+      </w:r>
+      <w:r>
+        <w:rPr>
+          <w:rFonts w:ascii="Times New Roman" w:hAnsi="Times New Roman" w:eastAsia="Malgun Gothic"/>
+          <w:b w:val="0"/>
+          <w:i w:val="0"/>
+          <w:sz w:val="22"/>
+        </w:rPr>
+        <w:t>Вы когда-нибудь думали уйти, Сергей Александрович? Просто уйти.</w:t>
+      </w:r>
+    </w:p>
+    <w:p>
+      <w:pPr>
+        <w:spacing w:before="0" w:after="110" w:line="300" w:lineRule="auto"/>
+      </w:pPr>
+      <w:r>
+        <w:rPr>
+          <w:rFonts w:ascii="Times New Roman" w:hAnsi="Times New Roman" w:eastAsia="Malgun Gothic"/>
+          <w:b/>
+          <w:i w:val="0"/>
+          <w:sz w:val="22"/>
+        </w:rPr>
+        <w:t xml:space="preserve">Крылов: </w:t>
+      </w:r>
+      <w:r>
+        <w:rPr>
+          <w:rFonts w:ascii="Times New Roman" w:hAnsi="Times New Roman" w:eastAsia="Malgun Gothic"/>
+          <w:b w:val="0"/>
+          <w:i/>
+          <w:color w:val="555555"/>
+          <w:sz w:val="22"/>
+        </w:rPr>
+        <w:t>(не сразу)</w:t>
+      </w:r>
+      <w:r>
+        <w:rPr>
+          <w:rFonts w:ascii="Times New Roman" w:hAnsi="Times New Roman" w:eastAsia="Malgun Gothic"/>
+          <w:b w:val="0"/>
+          <w:i w:val="0"/>
+          <w:sz w:val="22"/>
+        </w:rPr>
+        <w:t xml:space="preserve"> Каждый год. Обычно в марте. Потом проходит.</w:t>
       </w:r>
     </w:p>
     <w:p>
@@ -1757,6 +2542,52 @@
           <w:i w:val="0"/>
           <w:sz w:val="22"/>
         </w:rPr>
+        <w:t>А на счёт тех, кто выше вас?</w:t>
+      </w:r>
+    </w:p>
+    <w:p>
+      <w:pPr>
+        <w:spacing w:before="0" w:after="110" w:line="300" w:lineRule="auto"/>
+      </w:pPr>
+      <w:r>
+        <w:rPr>
+          <w:rFonts w:ascii="Times New Roman" w:hAnsi="Times New Roman" w:eastAsia="Malgun Gothic"/>
+          <w:b/>
+          <w:i w:val="0"/>
+          <w:sz w:val="22"/>
+        </w:rPr>
+        <w:t xml:space="preserve">Крылов: </w:t>
+      </w:r>
+      <w:r>
+        <w:rPr>
+          <w:rFonts w:ascii="Times New Roman" w:hAnsi="Times New Roman" w:eastAsia="Malgun Gothic"/>
+          <w:b w:val="0"/>
+          <w:i w:val="0"/>
+          <w:sz w:val="22"/>
+        </w:rPr>
+        <w:t>На их счёт тем более. Они не читают Достоевского по вечерам, Алексей Николаевич. Они вообще ничего не читают, кроме сводок.</w:t>
+      </w:r>
+    </w:p>
+    <w:p>
+      <w:pPr>
+        <w:spacing w:before="0" w:after="110" w:line="300" w:lineRule="auto"/>
+      </w:pPr>
+      <w:r>
+        <w:rPr>
+          <w:rFonts w:ascii="Times New Roman" w:hAnsi="Times New Roman" w:eastAsia="Malgun Gothic"/>
+          <w:b/>
+          <w:i w:val="0"/>
+          <w:sz w:val="22"/>
+        </w:rPr>
+        <w:t xml:space="preserve">Лёша: </w:t>
+      </w:r>
+      <w:r>
+        <w:rPr>
+          <w:rFonts w:ascii="Times New Roman" w:hAnsi="Times New Roman" w:eastAsia="Malgun Gothic"/>
+          <w:b w:val="0"/>
+          <w:i w:val="0"/>
+          <w:sz w:val="22"/>
+        </w:rPr>
         <w:t>Я и не питаю. Но, кажется, мы наконец говорим на равных, а не через угрозы и намёки. Это уже что-то.</w:t>
       </w:r>
     </w:p>
@@ -1848,7 +2679,7 @@
           <w:color w:val="1F3864"/>
           <w:sz w:val="26"/>
         </w:rPr>
-        <w:t>장면 9 — 본부로 돌아와서</w:t>
+        <w:t>장면 9 — 계단, 돌아가는 길</w:t>
       </w:r>
     </w:p>
     <w:p>
@@ -1862,7 +2693,7 @@
           <w:i w:val="0"/>
           <w:sz w:val="22"/>
         </w:rPr>
-        <w:t xml:space="preserve">Катя: </w:t>
+        <w:t xml:space="preserve">Помощник Крылова: </w:t>
       </w:r>
       <w:r>
         <w:rPr>
@@ -1872,7 +2703,7 @@
           <w:color w:val="555555"/>
           <w:sz w:val="22"/>
         </w:rPr>
-        <w:t>(в штабе)</w:t>
+        <w:t>(провожает по лестнице, вполголоса)</w:t>
       </w:r>
       <w:r>
         <w:rPr>
@@ -1881,7 +2712,7 @@
           <w:i w:val="0"/>
           <w:sz w:val="22"/>
         </w:rPr>
-        <w:t xml:space="preserve"> Девяносто пять процентов обработано. Разрыв не сокращается. Что он хотел?</w:t>
+        <w:t xml:space="preserve"> Алексей Николаевич. Можно не для протокола?</w:t>
       </w:r>
     </w:p>
     <w:p>
@@ -1901,10 +2732,20 @@
         <w:rPr>
           <w:rFonts w:ascii="Times New Roman" w:hAnsi="Times New Roman" w:eastAsia="Malgun Gothic"/>
           <w:b w:val="0"/>
+          <w:i/>
+          <w:color w:val="555555"/>
+          <w:sz w:val="22"/>
+        </w:rPr>
+        <w:t>(останавливается)</w:t>
+      </w:r>
+      <w:r>
+        <w:rPr>
+          <w:rFonts w:ascii="Times New Roman" w:hAnsi="Times New Roman" w:eastAsia="Malgun Gothic"/>
+          <w:b w:val="0"/>
           <w:i w:val="0"/>
           <w:sz w:val="22"/>
         </w:rPr>
-        <w:t>Предложил «реализм». Мягкость для Паши — если я выиграю. Цену назовут потом.</w:t>
+        <w:t xml:space="preserve"> Слушаю, Андрей.</w:t>
       </w:r>
     </w:p>
     <w:p>
@@ -1918,7 +2759,7 @@
           <w:i w:val="0"/>
           <w:sz w:val="22"/>
         </w:rPr>
-        <w:t xml:space="preserve">Катя: </w:t>
+        <w:t xml:space="preserve">Помощник Крылова: </w:t>
       </w:r>
       <w:r>
         <w:rPr>
@@ -1927,7 +2768,26 @@
           <w:i w:val="0"/>
           <w:sz w:val="22"/>
         </w:rPr>
-        <w:t>И что вы ответили?</w:t>
+        <w:t xml:space="preserve">Я голосовал сегодня утром. У себя, в Ленинском районе. </w:t>
+      </w:r>
+      <w:r>
+        <w:rPr>
+          <w:rFonts w:ascii="Times New Roman" w:hAnsi="Times New Roman" w:eastAsia="Malgun Gothic"/>
+          <w:b w:val="0"/>
+          <w:i/>
+          <w:color w:val="555555"/>
+          <w:sz w:val="22"/>
+        </w:rPr>
+        <w:t>(пауза)</w:t>
+      </w:r>
+      <w:r>
+        <w:rPr>
+          <w:rFonts w:ascii="Times New Roman" w:hAnsi="Times New Roman" w:eastAsia="Malgun Gothic"/>
+          <w:b w:val="0"/>
+          <w:i w:val="0"/>
+          <w:sz w:val="22"/>
+        </w:rPr>
+        <w:t xml:space="preserve"> Не за Волошина.</w:t>
       </w:r>
     </w:p>
     <w:p>
@@ -1950,7 +2810,414 @@
           <w:i w:val="0"/>
           <w:sz w:val="22"/>
         </w:rPr>
+        <w:t>Зачем вы мне это говорите?</w:t>
+      </w:r>
+    </w:p>
+    <w:p>
+      <w:pPr>
+        <w:spacing w:before="0" w:after="110" w:line="300" w:lineRule="auto"/>
+      </w:pPr>
+      <w:r>
+        <w:rPr>
+          <w:rFonts w:ascii="Times New Roman" w:hAnsi="Times New Roman" w:eastAsia="Malgun Gothic"/>
+          <w:b/>
+          <w:i w:val="0"/>
+          <w:sz w:val="22"/>
+        </w:rPr>
+        <w:t xml:space="preserve">Помощник Крылова: </w:t>
+      </w:r>
+      <w:r>
+        <w:rPr>
+          <w:rFonts w:ascii="Times New Roman" w:hAnsi="Times New Roman" w:eastAsia="Malgun Gothic"/>
+          <w:b w:val="0"/>
+          <w:i w:val="0"/>
+          <w:sz w:val="22"/>
+        </w:rPr>
+        <w:t>Сам не знаю. Наверное, чтобы кто-то знал. Генерал не спрашивает, за кого мы голосуем. Ему это неинтересно.</w:t>
+      </w:r>
+    </w:p>
+    <w:p>
+      <w:pPr>
+        <w:spacing w:before="0" w:after="110" w:line="300" w:lineRule="auto"/>
+      </w:pPr>
+      <w:r>
+        <w:rPr>
+          <w:rFonts w:ascii="Times New Roman" w:hAnsi="Times New Roman" w:eastAsia="Malgun Gothic"/>
+          <w:b/>
+          <w:i w:val="0"/>
+          <w:sz w:val="22"/>
+        </w:rPr>
+        <w:t xml:space="preserve">Лёша: </w:t>
+      </w:r>
+      <w:r>
+        <w:rPr>
+          <w:rFonts w:ascii="Times New Roman" w:hAnsi="Times New Roman" w:eastAsia="Malgun Gothic"/>
+          <w:b w:val="0"/>
+          <w:i w:val="0"/>
+          <w:sz w:val="22"/>
+        </w:rPr>
+        <w:t>А если бы спросил?</w:t>
+      </w:r>
+    </w:p>
+    <w:p>
+      <w:pPr>
+        <w:spacing w:before="0" w:after="110" w:line="300" w:lineRule="auto"/>
+      </w:pPr>
+      <w:r>
+        <w:rPr>
+          <w:rFonts w:ascii="Times New Roman" w:hAnsi="Times New Roman" w:eastAsia="Malgun Gothic"/>
+          <w:b/>
+          <w:i w:val="0"/>
+          <w:sz w:val="22"/>
+        </w:rPr>
+        <w:t xml:space="preserve">Помощник Крылова: </w:t>
+      </w:r>
+      <w:r>
+        <w:rPr>
+          <w:rFonts w:ascii="Times New Roman" w:hAnsi="Times New Roman" w:eastAsia="Malgun Gothic"/>
+          <w:b w:val="0"/>
+          <w:i/>
+          <w:color w:val="555555"/>
+          <w:sz w:val="22"/>
+        </w:rPr>
+        <w:t>(открывает дверь на улицу)</w:t>
+      </w:r>
+      <w:r>
+        <w:rPr>
+          <w:rFonts w:ascii="Times New Roman" w:hAnsi="Times New Roman" w:eastAsia="Malgun Gothic"/>
+          <w:b w:val="0"/>
+          <w:i w:val="0"/>
+          <w:sz w:val="22"/>
+        </w:rPr>
+        <w:t xml:space="preserve"> Соврал бы. Как все. Доброй ночи, Алексей Николаевич. Машина ваша на месте.</w:t>
+      </w:r>
+    </w:p>
+    <w:p>
+      <w:pPr>
+        <w:spacing w:before="0" w:after="110" w:line="300" w:lineRule="auto"/>
+      </w:pPr>
+      <w:r>
+        <w:rPr>
+          <w:rFonts w:ascii="Times New Roman" w:hAnsi="Times New Roman" w:eastAsia="Malgun Gothic"/>
+          <w:b/>
+          <w:i w:val="0"/>
+          <w:sz w:val="22"/>
+        </w:rPr>
+        <w:t xml:space="preserve">Лёша: </w:t>
+      </w:r>
+      <w:r>
+        <w:rPr>
+          <w:rFonts w:ascii="Times New Roman" w:hAnsi="Times New Roman" w:eastAsia="Malgun Gothic"/>
+          <w:b w:val="0"/>
+          <w:i/>
+          <w:color w:val="555555"/>
+          <w:sz w:val="22"/>
+        </w:rPr>
+        <w:t>(в машине, по телефону)</w:t>
+      </w:r>
+      <w:r>
+        <w:rPr>
+          <w:rFonts w:ascii="Times New Roman" w:hAnsi="Times New Roman" w:eastAsia="Malgun Gothic"/>
+          <w:b w:val="0"/>
+          <w:i w:val="0"/>
+          <w:sz w:val="22"/>
+        </w:rPr>
+        <w:t xml:space="preserve"> Катя, я вышел. Всё в порядке. Еду.</w:t>
+      </w:r>
+    </w:p>
+    <w:p>
+      <w:pPr>
+        <w:spacing w:before="0" w:after="110" w:line="300" w:lineRule="auto"/>
+      </w:pPr>
+      <w:r>
+        <w:rPr>
+          <w:rFonts w:ascii="Times New Roman" w:hAnsi="Times New Roman" w:eastAsia="Malgun Gothic"/>
+          <w:b/>
+          <w:i w:val="0"/>
+          <w:sz w:val="22"/>
+        </w:rPr>
+        <w:t xml:space="preserve">Катя: </w:t>
+      </w:r>
+      <w:r>
+        <w:rPr>
+          <w:rFonts w:ascii="Times New Roman" w:hAnsi="Times New Roman" w:eastAsia="Malgun Gothic"/>
+          <w:b w:val="0"/>
+          <w:i/>
+          <w:color w:val="555555"/>
+          <w:sz w:val="22"/>
+        </w:rPr>
+        <w:t>(в трубке, с облегчением)</w:t>
+      </w:r>
+      <w:r>
+        <w:rPr>
+          <w:rFonts w:ascii="Times New Roman" w:hAnsi="Times New Roman" w:eastAsia="Malgun Gothic"/>
+          <w:b w:val="0"/>
+          <w:i w:val="0"/>
+          <w:sz w:val="22"/>
+        </w:rPr>
+        <w:t xml:space="preserve"> Слава богу. Приезжайте скорее, тут все ждут.</w:t>
+      </w:r>
+    </w:p>
+    <w:p>
+      <w:pPr>
+        <w:keepNext/>
+        <w:spacing w:before="320" w:after="140"/>
+      </w:pPr>
+      <w:r>
+        <w:rPr>
+          <w:rFonts w:ascii="Times New Roman" w:hAnsi="Times New Roman" w:eastAsia="Malgun Gothic"/>
+          <w:b/>
+          <w:i w:val="0"/>
+          <w:color w:val="1F3864"/>
+          <w:sz w:val="26"/>
+        </w:rPr>
+        <w:t>장면 10 — 본부로 돌아와서</w:t>
+      </w:r>
+    </w:p>
+    <w:p>
+      <w:pPr>
+        <w:spacing w:before="0" w:after="110" w:line="300" w:lineRule="auto"/>
+      </w:pPr>
+      <w:r>
+        <w:rPr>
+          <w:rFonts w:ascii="Times New Roman" w:hAnsi="Times New Roman" w:eastAsia="Malgun Gothic"/>
+          <w:b/>
+          <w:i w:val="0"/>
+          <w:sz w:val="22"/>
+        </w:rPr>
+        <w:t xml:space="preserve">Катя: </w:t>
+      </w:r>
+      <w:r>
+        <w:rPr>
+          <w:rFonts w:ascii="Times New Roman" w:hAnsi="Times New Roman" w:eastAsia="Malgun Gothic"/>
+          <w:b w:val="0"/>
+          <w:i/>
+          <w:color w:val="555555"/>
+          <w:sz w:val="22"/>
+        </w:rPr>
+        <w:t>(в штабе)</w:t>
+      </w:r>
+      <w:r>
+        <w:rPr>
+          <w:rFonts w:ascii="Times New Roman" w:hAnsi="Times New Roman" w:eastAsia="Malgun Gothic"/>
+          <w:b w:val="0"/>
+          <w:i w:val="0"/>
+          <w:sz w:val="22"/>
+        </w:rPr>
+        <w:t xml:space="preserve"> Девяносто пять процентов обработано. Разрыв не сокращается. Что он хотел?</w:t>
+      </w:r>
+    </w:p>
+    <w:p>
+      <w:pPr>
+        <w:spacing w:before="0" w:after="110" w:line="300" w:lineRule="auto"/>
+      </w:pPr>
+      <w:r>
+        <w:rPr>
+          <w:rFonts w:ascii="Times New Roman" w:hAnsi="Times New Roman" w:eastAsia="Malgun Gothic"/>
+          <w:b/>
+          <w:i w:val="0"/>
+          <w:sz w:val="22"/>
+        </w:rPr>
+        <w:t xml:space="preserve">Лёша: </w:t>
+      </w:r>
+      <w:r>
+        <w:rPr>
+          <w:rFonts w:ascii="Times New Roman" w:hAnsi="Times New Roman" w:eastAsia="Malgun Gothic"/>
+          <w:b w:val="0"/>
+          <w:i w:val="0"/>
+          <w:sz w:val="22"/>
+        </w:rPr>
+        <w:t>Предложил «реализм». Мягкость для Паши — если я выиграю. Цену назовут потом.</w:t>
+      </w:r>
+    </w:p>
+    <w:p>
+      <w:pPr>
+        <w:spacing w:before="0" w:after="110" w:line="300" w:lineRule="auto"/>
+      </w:pPr>
+      <w:r>
+        <w:rPr>
+          <w:rFonts w:ascii="Times New Roman" w:hAnsi="Times New Roman" w:eastAsia="Malgun Gothic"/>
+          <w:b/>
+          <w:i w:val="0"/>
+          <w:sz w:val="22"/>
+        </w:rPr>
+        <w:t xml:space="preserve">Катя: </w:t>
+      </w:r>
+      <w:r>
+        <w:rPr>
+          <w:rFonts w:ascii="Times New Roman" w:hAnsi="Times New Roman" w:eastAsia="Malgun Gothic"/>
+          <w:b w:val="0"/>
+          <w:i w:val="0"/>
+          <w:sz w:val="22"/>
+        </w:rPr>
+        <w:t>И что вы ответили?</w:t>
+      </w:r>
+    </w:p>
+    <w:p>
+      <w:pPr>
+        <w:spacing w:before="0" w:after="110" w:line="300" w:lineRule="auto"/>
+      </w:pPr>
+      <w:r>
+        <w:rPr>
+          <w:rFonts w:ascii="Times New Roman" w:hAnsi="Times New Roman" w:eastAsia="Malgun Gothic"/>
+          <w:b/>
+          <w:i w:val="0"/>
+          <w:sz w:val="22"/>
+        </w:rPr>
+        <w:t xml:space="preserve">Лёша: </w:t>
+      </w:r>
+      <w:r>
+        <w:rPr>
+          <w:rFonts w:ascii="Times New Roman" w:hAnsi="Times New Roman" w:eastAsia="Malgun Gothic"/>
+          <w:b w:val="0"/>
+          <w:i w:val="0"/>
+          <w:sz w:val="22"/>
+        </w:rPr>
         <w:t>Ничего. Но ответ я знаю. Пашину свободу я не буду покупать ни молчанием, ни одолжениями. Он сам бы мне этого не простил.</w:t>
+      </w:r>
+    </w:p>
+    <w:p>
+      <w:pPr>
+        <w:spacing w:before="0" w:after="110" w:line="300" w:lineRule="auto"/>
+      </w:pPr>
+      <w:r>
+        <w:rPr>
+          <w:rFonts w:ascii="Times New Roman" w:hAnsi="Times New Roman" w:eastAsia="Malgun Gothic"/>
+          <w:b/>
+          <w:i w:val="0"/>
+          <w:sz w:val="22"/>
+        </w:rPr>
+        <w:t xml:space="preserve">Катя: </w:t>
+      </w:r>
+      <w:r>
+        <w:rPr>
+          <w:rFonts w:ascii="Times New Roman" w:hAnsi="Times New Roman" w:eastAsia="Malgun Gothic"/>
+          <w:b w:val="0"/>
+          <w:i w:val="0"/>
+          <w:sz w:val="22"/>
+        </w:rPr>
+        <w:t>Он вам не угрожал?</w:t>
+      </w:r>
+    </w:p>
+    <w:p>
+      <w:pPr>
+        <w:spacing w:before="0" w:after="110" w:line="300" w:lineRule="auto"/>
+      </w:pPr>
+      <w:r>
+        <w:rPr>
+          <w:rFonts w:ascii="Times New Roman" w:hAnsi="Times New Roman" w:eastAsia="Malgun Gothic"/>
+          <w:b/>
+          <w:i w:val="0"/>
+          <w:sz w:val="22"/>
+        </w:rPr>
+        <w:t xml:space="preserve">Лёша: </w:t>
+      </w:r>
+      <w:r>
+        <w:rPr>
+          <w:rFonts w:ascii="Times New Roman" w:hAnsi="Times New Roman" w:eastAsia="Malgun Gothic"/>
+          <w:b w:val="0"/>
+          <w:i w:val="0"/>
+          <w:sz w:val="22"/>
+        </w:rPr>
+        <w:t>Налил чаю.</w:t>
+      </w:r>
+    </w:p>
+    <w:p>
+      <w:pPr>
+        <w:spacing w:before="0" w:after="110" w:line="300" w:lineRule="auto"/>
+      </w:pPr>
+      <w:r>
+        <w:rPr>
+          <w:rFonts w:ascii="Times New Roman" w:hAnsi="Times New Roman" w:eastAsia="Malgun Gothic"/>
+          <w:b/>
+          <w:i w:val="0"/>
+          <w:sz w:val="22"/>
+        </w:rPr>
+        <w:t xml:space="preserve">Катя: </w:t>
+      </w:r>
+      <w:r>
+        <w:rPr>
+          <w:rFonts w:ascii="Times New Roman" w:hAnsi="Times New Roman" w:eastAsia="Malgun Gothic"/>
+          <w:b w:val="0"/>
+          <w:i/>
+          <w:color w:val="555555"/>
+          <w:sz w:val="22"/>
+        </w:rPr>
+        <w:t>(изумлённо)</w:t>
+      </w:r>
+      <w:r>
+        <w:rPr>
+          <w:rFonts w:ascii="Times New Roman" w:hAnsi="Times New Roman" w:eastAsia="Malgun Gothic"/>
+          <w:b w:val="0"/>
+          <w:i w:val="0"/>
+          <w:sz w:val="22"/>
+        </w:rPr>
+        <w:t xml:space="preserve"> И вы пили?</w:t>
+      </w:r>
+    </w:p>
+    <w:p>
+      <w:pPr>
+        <w:spacing w:before="0" w:after="110" w:line="300" w:lineRule="auto"/>
+      </w:pPr>
+      <w:r>
+        <w:rPr>
+          <w:rFonts w:ascii="Times New Roman" w:hAnsi="Times New Roman" w:eastAsia="Malgun Gothic"/>
+          <w:b/>
+          <w:i w:val="0"/>
+          <w:sz w:val="22"/>
+        </w:rPr>
+        <w:t xml:space="preserve">Лёша: </w:t>
+      </w:r>
+      <w:r>
+        <w:rPr>
+          <w:rFonts w:ascii="Times New Roman" w:hAnsi="Times New Roman" w:eastAsia="Malgun Gothic"/>
+          <w:b w:val="0"/>
+          <w:i w:val="0"/>
+          <w:sz w:val="22"/>
+        </w:rPr>
+        <w:t xml:space="preserve">Пил. </w:t>
+      </w:r>
+      <w:r>
+        <w:rPr>
+          <w:rFonts w:ascii="Times New Roman" w:hAnsi="Times New Roman" w:eastAsia="Malgun Gothic"/>
+          <w:b w:val="0"/>
+          <w:i/>
+          <w:color w:val="555555"/>
+          <w:sz w:val="22"/>
+        </w:rPr>
+        <w:t>(пауза)</w:t>
+      </w:r>
+      <w:r>
+        <w:rPr>
+          <w:rFonts w:ascii="Times New Roman" w:hAnsi="Times New Roman" w:eastAsia="Malgun Gothic"/>
+          <w:b w:val="0"/>
+          <w:i w:val="0"/>
+          <w:sz w:val="22"/>
+        </w:rPr>
+        <w:t xml:space="preserve"> Виктор Петрович у него никогда не пил. А я выпил. Не знаю, хорошо это или плохо, Катя.</w:t>
+      </w:r>
+    </w:p>
+    <w:p>
+      <w:pPr>
+        <w:spacing w:before="0" w:after="110" w:line="300" w:lineRule="auto"/>
+      </w:pPr>
+      <w:r>
+        <w:rPr>
+          <w:rFonts w:ascii="Times New Roman" w:hAnsi="Times New Roman" w:eastAsia="Malgun Gothic"/>
+          <w:b/>
+          <w:i w:val="0"/>
+          <w:sz w:val="22"/>
+        </w:rPr>
+        <w:t xml:space="preserve">Катя: </w:t>
+      </w:r>
+      <w:r>
+        <w:rPr>
+          <w:rFonts w:ascii="Times New Roman" w:hAnsi="Times New Roman" w:eastAsia="Malgun Gothic"/>
+          <w:b w:val="0"/>
+          <w:i w:val="0"/>
+          <w:sz w:val="22"/>
+        </w:rPr>
+        <w:t>Думаю, это значит, что вы разговаривали на равных. Виктор Петрович, наверное, так и не смог.</w:t>
       </w:r>
     </w:p>
     <w:p>

--- a/러시아 인권변호사/3부/3부_10화_크릴로프와의_첫_담판.docx
+++ b/러시아 인권변호사/3부/3부_10화_크릴로프와의_첫_담판.docx
@@ -1160,7 +1160,7 @@
           <w:i w:val="0"/>
           <w:sz w:val="22"/>
         </w:rPr>
-        <w:t xml:space="preserve">Лёша: </w:t>
+        <w:t xml:space="preserve">Крылов: </w:t>
       </w:r>
       <w:r>
         <w:rPr>
@@ -1169,7 +1169,7 @@
           <w:i w:val="0"/>
           <w:sz w:val="22"/>
         </w:rPr>
-        <w:t>Вы ожидаете, что я в это поверю?</w:t>
+        <w:t>Её статью я прочитал в шесть утра. Хорошая статья. Слишком хорошая — для тех, о ком она написана.</w:t>
       </w:r>
     </w:p>
     <w:p>
@@ -1183,7 +1183,7 @@
           <w:i w:val="0"/>
           <w:sz w:val="22"/>
         </w:rPr>
-        <w:t xml:space="preserve">Крылов: </w:t>
+        <w:t xml:space="preserve">Лёша: </w:t>
       </w:r>
       <w:r>
         <w:rPr>
@@ -1192,7 +1192,7 @@
           <w:i w:val="0"/>
           <w:sz w:val="22"/>
         </w:rPr>
-        <w:t>Её статью я прочитал в шесть утра. Хорошая статья. Слишком хорошая — для тех, о ком она написана.</w:t>
+        <w:t>Вы о себе?</w:t>
       </w:r>
     </w:p>
     <w:p>
@@ -1206,7 +1206,7 @@
           <w:i w:val="0"/>
           <w:sz w:val="22"/>
         </w:rPr>
-        <w:t xml:space="preserve">Лёша: </w:t>
+        <w:t xml:space="preserve">Крылов: </w:t>
       </w:r>
       <w:r>
         <w:rPr>
@@ -1215,7 +1215,7 @@
           <w:i w:val="0"/>
           <w:sz w:val="22"/>
         </w:rPr>
-        <w:t>Вы о себе?</w:t>
+        <w:t>Обо мне там между строк. Я умею читать между строк, Алексей Николаевич, — это профессиональное. И те, кто выше меня, тоже умеют.</w:t>
       </w:r>
     </w:p>
     <w:p>
@@ -1229,7 +1229,7 @@
           <w:i w:val="0"/>
           <w:sz w:val="22"/>
         </w:rPr>
-        <w:t xml:space="preserve">Крылов: </w:t>
+        <w:t xml:space="preserve">Лёша: </w:t>
       </w:r>
       <w:r>
         <w:rPr>
@@ -1238,7 +1238,7 @@
           <w:i w:val="0"/>
           <w:sz w:val="22"/>
         </w:rPr>
-        <w:t>Обо мне там между строк. Я умею читать между строк, Алексей Николаевич, — это профессиональное. И те, кто выше меня, тоже умеют.</w:t>
+        <w:t>Вы ожидаете, что я в это поверю?</w:t>
       </w:r>
     </w:p>
     <w:p>
@@ -1307,7 +1307,7 @@
           <w:i w:val="0"/>
           <w:sz w:val="22"/>
         </w:rPr>
-        <w:t>У Достоевского старец Зосима вспоминает брата, умирающего юношу, который говорил матери: «Всякий из нас пред всеми во всём виноват». Может быть, мальчик был прав. И я виноват в исчезновении Дарьи Волковой — не потому, что отдавал приказ, а потому, что тридцать лет служил структуре, которая делает такое возможным.</w:t>
+        <w:t>У Достоевского старец Зосима вспоминает брата, умирающего юношу, который говорил матери: «Всякий из нас пред всеми во всём виноват». Может быть, мальчик был прав. И я виноват в исчезновении Дарьи Волковой — не потому, что отдавал приказ, а потому, что почти сорок лет служил структуре, которая делает такое возможным.</w:t>
       </w:r>
     </w:p>
     <w:p>
@@ -3508,7 +3508,7 @@
           <w:i w:val="0"/>
           <w:sz w:val="22"/>
         </w:rPr>
-        <w:t xml:space="preserve"> — 한국어 해설: 조시마 장로가 회상하는 형 마르켈의 임종 전 말. 크릴로프가 다리야 실종에 대해 “명령은 내리지 않았지만, 그런 일을 가능하게 하는 구조에 30년을 복무했다”며 구조적 책임을 인정할 때 인용한다(장면 4). 적수의 입에서 나온 가장 인간적인 고백.</w:t>
+        <w:t xml:space="preserve"> — 한국어 해설: 조시마 장로가 회상하는 형 마르켈의 임종 전 말. 크릴로프가 다리야 실종에 대해 “명령은 내리지 않았지만, 그런 일을 가능하게 하는 구조에 40년 가까이 복무했다”며 구조적 책임을 인정할 때 인용한다(장면 4). 적수의 입에서 나온 가장 인간적인 고백.</w:t>
       </w:r>
     </w:p>
     <w:p>
